--- a/docs/levels/Уровень 4 (сетка 5×5).docx
+++ b/docs/levels/Уровень 4 (сетка 5×5).docx
@@ -81,6 +81,7 @@
     </w:p>
     <w:tbl>
       <w:tblPr>
+        <w:tblW w:w="0" w:type="auto"/>
         <w:tblBorders>
           <w:top w:val="single" w:sz="4" w:space="0" w:color="808080"/>
           <w:left w:val="single" w:sz="4" w:space="0" w:color="808080"/>
@@ -89,10 +90,21 @@
           <w:insideH w:val="single" w:sz="4" w:space="0" w:color="808080"/>
           <w:insideV w:val="single" w:sz="4" w:space="0" w:color="808080"/>
         </w:tblBorders>
+        <w:tblLayout w:type="autofit"/>
       </w:tblPr>
-      <w:tr>
-        <w:tc>
-          <w:tcPr/>
+      <w:tblGrid>
+        <w:gridCol w:w="1560"/>
+        <w:gridCol w:w="1560"/>
+        <w:gridCol w:w="1560"/>
+        <w:gridCol w:w="1560"/>
+        <w:gridCol w:w="1560"/>
+        <w:gridCol w:w="1560"/>
+      </w:tblGrid>
+      <w:tr>
+        <w:tc>
+          <w:tcPr>
+            <w:tcW w:w="1560" w:type="dxa"/>
+          </w:tcPr>
           <w:p>
             <w:r>
               <w:t xml:space="preserve"/>
@@ -100,7 +112,9 @@
           </w:p>
         </w:tc>
         <w:tc>
-          <w:tcPr/>
+          <w:tcPr>
+            <w:tcW w:w="1560" w:type="dxa"/>
+          </w:tcPr>
           <w:p>
             <w:r>
               <w:t xml:space="preserve">Ст. 1</w:t>
@@ -108,7 +122,9 @@
           </w:p>
         </w:tc>
         <w:tc>
-          <w:tcPr/>
+          <w:tcPr>
+            <w:tcW w:w="1560" w:type="dxa"/>
+          </w:tcPr>
           <w:p>
             <w:r>
               <w:t xml:space="preserve">Ст. 2</w:t>
@@ -116,7 +132,9 @@
           </w:p>
         </w:tc>
         <w:tc>
-          <w:tcPr/>
+          <w:tcPr>
+            <w:tcW w:w="1560" w:type="dxa"/>
+          </w:tcPr>
           <w:p>
             <w:r>
               <w:t xml:space="preserve">Ст. 3</w:t>
@@ -124,7 +142,9 @@
           </w:p>
         </w:tc>
         <w:tc>
-          <w:tcPr/>
+          <w:tcPr>
+            <w:tcW w:w="1560" w:type="dxa"/>
+          </w:tcPr>
           <w:p>
             <w:r>
               <w:t xml:space="preserve">Ст. 4</w:t>
@@ -132,7 +152,9 @@
           </w:p>
         </w:tc>
         <w:tc>
-          <w:tcPr/>
+          <w:tcPr>
+            <w:tcW w:w="1560" w:type="dxa"/>
+          </w:tcPr>
           <w:p>
             <w:r>
               <w:t xml:space="preserve">Ст. 5</w:t>
@@ -142,7 +164,9 @@
       </w:tr>
       <w:tr>
         <w:tc>
-          <w:tcPr/>
+          <w:tcPr>
+            <w:tcW w:w="1560" w:type="dxa"/>
+          </w:tcPr>
           <w:p>
             <w:r>
               <w:t xml:space="preserve">Строка 1</w:t>
@@ -150,7 +174,9 @@
           </w:p>
         </w:tc>
         <w:tc>
-          <w:tcPr/>
+          <w:tcPr>
+            <w:tcW w:w="1560" w:type="dxa"/>
+          </w:tcPr>
           <w:p>
             <w:r>
               <w:t xml:space="preserve">11</w:t>
@@ -158,7 +184,9 @@
           </w:p>
         </w:tc>
         <w:tc>
-          <w:tcPr/>
+          <w:tcPr>
+            <w:tcW w:w="1560" w:type="dxa"/>
+          </w:tcPr>
           <w:p>
             <w:r>
               <w:t xml:space="preserve">21</w:t>
@@ -166,7 +194,9 @@
           </w:p>
         </w:tc>
         <w:tc>
-          <w:tcPr/>
+          <w:tcPr>
+            <w:tcW w:w="1560" w:type="dxa"/>
+          </w:tcPr>
           <w:p>
             <w:r>
               <w:t xml:space="preserve">31</w:t>
@@ -174,7 +204,9 @@
           </w:p>
         </w:tc>
         <w:tc>
-          <w:tcPr/>
+          <w:tcPr>
+            <w:tcW w:w="1560" w:type="dxa"/>
+          </w:tcPr>
           <w:p>
             <w:r>
               <w:t xml:space="preserve">41</w:t>
@@ -182,7 +214,9 @@
           </w:p>
         </w:tc>
         <w:tc>
-          <w:tcPr/>
+          <w:tcPr>
+            <w:tcW w:w="1560" w:type="dxa"/>
+          </w:tcPr>
           <w:p>
             <w:r>
               <w:t xml:space="preserve">51</w:t>
@@ -192,7 +226,9 @@
       </w:tr>
       <w:tr>
         <w:tc>
-          <w:tcPr/>
+          <w:tcPr>
+            <w:tcW w:w="1560" w:type="dxa"/>
+          </w:tcPr>
           <w:p>
             <w:r>
               <w:t xml:space="preserve">Строка 2</w:t>
@@ -200,7 +236,9 @@
           </w:p>
         </w:tc>
         <w:tc>
-          <w:tcPr/>
+          <w:tcPr>
+            <w:tcW w:w="1560" w:type="dxa"/>
+          </w:tcPr>
           <w:p>
             <w:r>
               <w:t xml:space="preserve">12</w:t>
@@ -208,7 +246,9 @@
           </w:p>
         </w:tc>
         <w:tc>
-          <w:tcPr/>
+          <w:tcPr>
+            <w:tcW w:w="1560" w:type="dxa"/>
+          </w:tcPr>
           <w:p>
             <w:r>
               <w:t xml:space="preserve">22</w:t>
@@ -216,7 +256,9 @@
           </w:p>
         </w:tc>
         <w:tc>
-          <w:tcPr/>
+          <w:tcPr>
+            <w:tcW w:w="1560" w:type="dxa"/>
+          </w:tcPr>
           <w:p>
             <w:r>
               <w:t xml:space="preserve">32</w:t>
@@ -224,7 +266,9 @@
           </w:p>
         </w:tc>
         <w:tc>
-          <w:tcPr/>
+          <w:tcPr>
+            <w:tcW w:w="1560" w:type="dxa"/>
+          </w:tcPr>
           <w:p>
             <w:r>
               <w:t xml:space="preserve">42</w:t>
@@ -232,7 +276,9 @@
           </w:p>
         </w:tc>
         <w:tc>
-          <w:tcPr/>
+          <w:tcPr>
+            <w:tcW w:w="1560" w:type="dxa"/>
+          </w:tcPr>
           <w:p>
             <w:r>
               <w:t xml:space="preserve">52</w:t>
@@ -242,7 +288,9 @@
       </w:tr>
       <w:tr>
         <w:tc>
-          <w:tcPr/>
+          <w:tcPr>
+            <w:tcW w:w="1560" w:type="dxa"/>
+          </w:tcPr>
           <w:p>
             <w:r>
               <w:t xml:space="preserve">Строка 3</w:t>
@@ -250,7 +298,9 @@
           </w:p>
         </w:tc>
         <w:tc>
-          <w:tcPr/>
+          <w:tcPr>
+            <w:tcW w:w="1560" w:type="dxa"/>
+          </w:tcPr>
           <w:p>
             <w:r>
               <w:t xml:space="preserve">13</w:t>
@@ -258,7 +308,9 @@
           </w:p>
         </w:tc>
         <w:tc>
-          <w:tcPr/>
+          <w:tcPr>
+            <w:tcW w:w="1560" w:type="dxa"/>
+          </w:tcPr>
           <w:p>
             <w:r>
               <w:t xml:space="preserve">23</w:t>
@@ -266,7 +318,9 @@
           </w:p>
         </w:tc>
         <w:tc>
-          <w:tcPr/>
+          <w:tcPr>
+            <w:tcW w:w="1560" w:type="dxa"/>
+          </w:tcPr>
           <w:p>
             <w:r>
               <w:t xml:space="preserve">33</w:t>
@@ -274,7 +328,9 @@
           </w:p>
         </w:tc>
         <w:tc>
-          <w:tcPr/>
+          <w:tcPr>
+            <w:tcW w:w="1560" w:type="dxa"/>
+          </w:tcPr>
           <w:p>
             <w:r>
               <w:t xml:space="preserve">43</w:t>
@@ -282,7 +338,9 @@
           </w:p>
         </w:tc>
         <w:tc>
-          <w:tcPr/>
+          <w:tcPr>
+            <w:tcW w:w="1560" w:type="dxa"/>
+          </w:tcPr>
           <w:p>
             <w:r>
               <w:t xml:space="preserve">53</w:t>
@@ -292,7 +350,9 @@
       </w:tr>
       <w:tr>
         <w:tc>
-          <w:tcPr/>
+          <w:tcPr>
+            <w:tcW w:w="1560" w:type="dxa"/>
+          </w:tcPr>
           <w:p>
             <w:r>
               <w:t xml:space="preserve">Строка 4</w:t>
@@ -300,7 +360,9 @@
           </w:p>
         </w:tc>
         <w:tc>
-          <w:tcPr/>
+          <w:tcPr>
+            <w:tcW w:w="1560" w:type="dxa"/>
+          </w:tcPr>
           <w:p>
             <w:r>
               <w:t xml:space="preserve">14</w:t>
@@ -308,7 +370,9 @@
           </w:p>
         </w:tc>
         <w:tc>
-          <w:tcPr/>
+          <w:tcPr>
+            <w:tcW w:w="1560" w:type="dxa"/>
+          </w:tcPr>
           <w:p>
             <w:r>
               <w:t xml:space="preserve">24</w:t>
@@ -316,7 +380,9 @@
           </w:p>
         </w:tc>
         <w:tc>
-          <w:tcPr/>
+          <w:tcPr>
+            <w:tcW w:w="1560" w:type="dxa"/>
+          </w:tcPr>
           <w:p>
             <w:r>
               <w:t xml:space="preserve">34</w:t>
@@ -324,7 +390,9 @@
           </w:p>
         </w:tc>
         <w:tc>
-          <w:tcPr/>
+          <w:tcPr>
+            <w:tcW w:w="1560" w:type="dxa"/>
+          </w:tcPr>
           <w:p>
             <w:r>
               <w:t xml:space="preserve">44</w:t>
@@ -332,7 +400,9 @@
           </w:p>
         </w:tc>
         <w:tc>
-          <w:tcPr/>
+          <w:tcPr>
+            <w:tcW w:w="1560" w:type="dxa"/>
+          </w:tcPr>
           <w:p>
             <w:r>
               <w:t xml:space="preserve">54</w:t>
@@ -342,7 +412,9 @@
       </w:tr>
       <w:tr>
         <w:tc>
-          <w:tcPr/>
+          <w:tcPr>
+            <w:tcW w:w="1560" w:type="dxa"/>
+          </w:tcPr>
           <w:p>
             <w:r>
               <w:t xml:space="preserve">Строка 5</w:t>
@@ -350,7 +422,9 @@
           </w:p>
         </w:tc>
         <w:tc>
-          <w:tcPr/>
+          <w:tcPr>
+            <w:tcW w:w="1560" w:type="dxa"/>
+          </w:tcPr>
           <w:p>
             <w:r>
               <w:t xml:space="preserve">15</w:t>
@@ -358,7 +432,9 @@
           </w:p>
         </w:tc>
         <w:tc>
-          <w:tcPr/>
+          <w:tcPr>
+            <w:tcW w:w="1560" w:type="dxa"/>
+          </w:tcPr>
           <w:p>
             <w:r>
               <w:t xml:space="preserve">25</w:t>
@@ -366,7 +442,9 @@
           </w:p>
         </w:tc>
         <w:tc>
-          <w:tcPr/>
+          <w:tcPr>
+            <w:tcW w:w="1560" w:type="dxa"/>
+          </w:tcPr>
           <w:p>
             <w:r>
               <w:t xml:space="preserve">35</w:t>
@@ -374,7 +452,9 @@
           </w:p>
         </w:tc>
         <w:tc>
-          <w:tcPr/>
+          <w:tcPr>
+            <w:tcW w:w="1560" w:type="dxa"/>
+          </w:tcPr>
           <w:p>
             <w:r>
               <w:t xml:space="preserve">45</w:t>
@@ -382,7 +462,9 @@
           </w:p>
         </w:tc>
         <w:tc>
-          <w:tcPr/>
+          <w:tcPr>
+            <w:tcW w:w="1560" w:type="dxa"/>
+          </w:tcPr>
           <w:p>
             <w:r>
               <w:t xml:space="preserve">55</w:t>
@@ -413,6 +495,7 @@
     </w:p>
     <w:tbl>
       <w:tblPr>
+        <w:tblW w:w="0" w:type="auto"/>
         <w:tblBorders>
           <w:top w:val="single" w:sz="4" w:space="0" w:color="808080"/>
           <w:left w:val="single" w:sz="4" w:space="0" w:color="808080"/>
@@ -421,10 +504,19 @@
           <w:insideH w:val="single" w:sz="4" w:space="0" w:color="808080"/>
           <w:insideV w:val="single" w:sz="4" w:space="0" w:color="808080"/>
         </w:tblBorders>
+        <w:tblLayout w:type="autofit"/>
       </w:tblPr>
-      <w:tr>
-        <w:tc>
-          <w:tcPr/>
+      <w:tblGrid>
+        <w:gridCol w:w="2340"/>
+        <w:gridCol w:w="2340"/>
+        <w:gridCol w:w="2340"/>
+        <w:gridCol w:w="2340"/>
+      </w:tblGrid>
+      <w:tr>
+        <w:tc>
+          <w:tcPr>
+            <w:tcW w:w="2340" w:type="dxa"/>
+          </w:tcPr>
           <w:p>
             <w:r>
               <w:t xml:space="preserve">Тип хода</w:t>
@@ -432,7 +524,9 @@
           </w:p>
         </w:tc>
         <w:tc>
-          <w:tcPr/>
+          <w:tcPr>
+            <w:tcW w:w="2340" w:type="dxa"/>
+          </w:tcPr>
           <w:p>
             <w:r>
               <w:t xml:space="preserve">Вариаций</w:t>
@@ -440,7 +534,9 @@
           </w:p>
         </w:tc>
         <w:tc>
-          <w:tcPr/>
+          <w:tcPr>
+            <w:tcW w:w="2340" w:type="dxa"/>
+          </w:tcPr>
           <w:p>
             <w:r>
               <w:t xml:space="preserve">Шагов за ход</w:t>
@@ -448,7 +544,9 @@
           </w:p>
         </w:tc>
         <w:tc>
-          <w:tcPr/>
+          <w:tcPr>
+            <w:tcW w:w="2340" w:type="dxa"/>
+          </w:tcPr>
           <w:p>
             <w:r>
               <w:t xml:space="preserve">Всего шагов</w:t>
@@ -458,7 +556,9 @@
       </w:tr>
       <w:tr>
         <w:tc>
-          <w:tcPr/>
+          <w:tcPr>
+            <w:tcW w:w="2340" w:type="dxa"/>
+          </w:tcPr>
           <w:p>
             <w:r>
               <w:t xml:space="preserve">Прямые на 2 клетки</w:t>
@@ -466,7 +566,9 @@
           </w:p>
         </w:tc>
         <w:tc>
-          <w:tcPr/>
+          <w:tcPr>
+            <w:tcW w:w="2340" w:type="dxa"/>
+          </w:tcPr>
           <w:p>
             <w:r>
               <w:t xml:space="preserve">4</w:t>
@@ -474,7 +576,9 @@
           </w:p>
         </w:tc>
         <w:tc>
-          <w:tcPr/>
+          <w:tcPr>
+            <w:tcW w:w="2340" w:type="dxa"/>
+          </w:tcPr>
           <w:p>
             <w:r>
               <w:t xml:space="preserve">2</w:t>
@@ -482,7 +586,9 @@
           </w:p>
         </w:tc>
         <w:tc>
-          <w:tcPr/>
+          <w:tcPr>
+            <w:tcW w:w="2340" w:type="dxa"/>
+          </w:tcPr>
           <w:p>
             <w:r>
               <w:t xml:space="preserve">8</w:t>
@@ -492,7 +598,9 @@
       </w:tr>
       <w:tr>
         <w:tc>
-          <w:tcPr/>
+          <w:tcPr>
+            <w:tcW w:w="2340" w:type="dxa"/>
+          </w:tcPr>
           <w:p>
             <w:r>
               <w:t xml:space="preserve">Прямые на 3 клетки</w:t>
@@ -500,7 +608,9 @@
           </w:p>
         </w:tc>
         <w:tc>
-          <w:tcPr/>
+          <w:tcPr>
+            <w:tcW w:w="2340" w:type="dxa"/>
+          </w:tcPr>
           <w:p>
             <w:r>
               <w:t xml:space="preserve">4</w:t>
@@ -508,7 +618,9 @@
           </w:p>
         </w:tc>
         <w:tc>
-          <w:tcPr/>
+          <w:tcPr>
+            <w:tcW w:w="2340" w:type="dxa"/>
+          </w:tcPr>
           <w:p>
             <w:r>
               <w:t xml:space="preserve">3</w:t>
@@ -516,7 +628,9 @@
           </w:p>
         </w:tc>
         <w:tc>
-          <w:tcPr/>
+          <w:tcPr>
+            <w:tcW w:w="2340" w:type="dxa"/>
+          </w:tcPr>
           <w:p>
             <w:r>
               <w:t xml:space="preserve">12</w:t>
@@ -526,7 +640,9 @@
       </w:tr>
       <w:tr>
         <w:tc>
-          <w:tcPr/>
+          <w:tcPr>
+            <w:tcW w:w="2340" w:type="dxa"/>
+          </w:tcPr>
           <w:p>
             <w:r>
               <w:t xml:space="preserve">Двойные (1+2)</w:t>
@@ -534,7 +650,9 @@
           </w:p>
         </w:tc>
         <w:tc>
-          <w:tcPr/>
+          <w:tcPr>
+            <w:tcW w:w="2340" w:type="dxa"/>
+          </w:tcPr>
           <w:p>
             <w:r>
               <w:t xml:space="preserve">4</w:t>
@@ -542,7 +660,9 @@
           </w:p>
         </w:tc>
         <w:tc>
-          <w:tcPr/>
+          <w:tcPr>
+            <w:tcW w:w="2340" w:type="dxa"/>
+          </w:tcPr>
           <w:p>
             <w:r>
               <w:t xml:space="preserve">3</w:t>
@@ -550,7 +670,9 @@
           </w:p>
         </w:tc>
         <w:tc>
-          <w:tcPr/>
+          <w:tcPr>
+            <w:tcW w:w="2340" w:type="dxa"/>
+          </w:tcPr>
           <w:p>
             <w:r>
               <w:t xml:space="preserve">12</w:t>
@@ -560,7 +682,9 @@
       </w:tr>
       <w:tr>
         <w:tc>
-          <w:tcPr/>
+          <w:tcPr>
+            <w:tcW w:w="2340" w:type="dxa"/>
+          </w:tcPr>
           <w:p>
             <w:r>
               <w:t xml:space="preserve">Обратные (1+2)</w:t>
@@ -568,7 +692,9 @@
           </w:p>
         </w:tc>
         <w:tc>
-          <w:tcPr/>
+          <w:tcPr>
+            <w:tcW w:w="2340" w:type="dxa"/>
+          </w:tcPr>
           <w:p>
             <w:r>
               <w:t xml:space="preserve">4</w:t>
@@ -576,7 +702,9 @@
           </w:p>
         </w:tc>
         <w:tc>
-          <w:tcPr/>
+          <w:tcPr>
+            <w:tcW w:w="2340" w:type="dxa"/>
+          </w:tcPr>
           <w:p>
             <w:r>
               <w:t xml:space="preserve">3</w:t>
@@ -584,7 +712,9 @@
           </w:p>
         </w:tc>
         <w:tc>
-          <w:tcPr/>
+          <w:tcPr>
+            <w:tcW w:w="2340" w:type="dxa"/>
+          </w:tcPr>
           <w:p>
             <w:r>
               <w:t xml:space="preserve">12</w:t>
@@ -594,7 +724,9 @@
       </w:tr>
       <w:tr>
         <w:tc>
-          <w:tcPr/>
+          <w:tcPr>
+            <w:tcW w:w="2340" w:type="dxa"/>
+          </w:tcPr>
           <w:p>
             <w:r>
               <w:t xml:space="preserve">Г-образные (1+2)</w:t>
@@ -602,7 +734,9 @@
           </w:p>
         </w:tc>
         <w:tc>
-          <w:tcPr/>
+          <w:tcPr>
+            <w:tcW w:w="2340" w:type="dxa"/>
+          </w:tcPr>
           <w:p>
             <w:r>
               <w:t xml:space="preserve">8</w:t>
@@ -610,7 +744,9 @@
           </w:p>
         </w:tc>
         <w:tc>
-          <w:tcPr/>
+          <w:tcPr>
+            <w:tcW w:w="2340" w:type="dxa"/>
+          </w:tcPr>
           <w:p>
             <w:r>
               <w:t xml:space="preserve">3</w:t>
@@ -618,7 +754,9 @@
           </w:p>
         </w:tc>
         <w:tc>
-          <w:tcPr/>
+          <w:tcPr>
+            <w:tcW w:w="2340" w:type="dxa"/>
+          </w:tcPr>
           <w:p>
             <w:r>
               <w:t xml:space="preserve">24</w:t>
@@ -628,7 +766,9 @@
       </w:tr>
       <w:tr>
         <w:tc>
-          <w:tcPr/>
+          <w:tcPr>
+            <w:tcW w:w="2340" w:type="dxa"/>
+          </w:tcPr>
           <w:p>
             <w:r>
               <w:t xml:space="preserve">Двойные (2+1)</w:t>
@@ -636,7 +776,9 @@
           </w:p>
         </w:tc>
         <w:tc>
-          <w:tcPr/>
+          <w:tcPr>
+            <w:tcW w:w="2340" w:type="dxa"/>
+          </w:tcPr>
           <w:p>
             <w:r>
               <w:t xml:space="preserve">4</w:t>
@@ -644,7 +786,9 @@
           </w:p>
         </w:tc>
         <w:tc>
-          <w:tcPr/>
+          <w:tcPr>
+            <w:tcW w:w="2340" w:type="dxa"/>
+          </w:tcPr>
           <w:p>
             <w:r>
               <w:t xml:space="preserve">3</w:t>
@@ -652,7 +796,9 @@
           </w:p>
         </w:tc>
         <w:tc>
-          <w:tcPr/>
+          <w:tcPr>
+            <w:tcW w:w="2340" w:type="dxa"/>
+          </w:tcPr>
           <w:p>
             <w:r>
               <w:t xml:space="preserve">12</w:t>
@@ -662,7 +808,9 @@
       </w:tr>
       <w:tr>
         <w:tc>
-          <w:tcPr/>
+          <w:tcPr>
+            <w:tcW w:w="2340" w:type="dxa"/>
+          </w:tcPr>
           <w:p>
             <w:r>
               <w:t xml:space="preserve">Обратные (2+1)</w:t>
@@ -670,7 +818,9 @@
           </w:p>
         </w:tc>
         <w:tc>
-          <w:tcPr/>
+          <w:tcPr>
+            <w:tcW w:w="2340" w:type="dxa"/>
+          </w:tcPr>
           <w:p>
             <w:r>
               <w:t xml:space="preserve">4</w:t>
@@ -678,7 +828,9 @@
           </w:p>
         </w:tc>
         <w:tc>
-          <w:tcPr/>
+          <w:tcPr>
+            <w:tcW w:w="2340" w:type="dxa"/>
+          </w:tcPr>
           <w:p>
             <w:r>
               <w:t xml:space="preserve">3</w:t>
@@ -686,7 +838,9 @@
           </w:p>
         </w:tc>
         <w:tc>
-          <w:tcPr/>
+          <w:tcPr>
+            <w:tcW w:w="2340" w:type="dxa"/>
+          </w:tcPr>
           <w:p>
             <w:r>
               <w:t xml:space="preserve">12</w:t>
@@ -696,7 +850,9 @@
       </w:tr>
       <w:tr>
         <w:tc>
-          <w:tcPr/>
+          <w:tcPr>
+            <w:tcW w:w="2340" w:type="dxa"/>
+          </w:tcPr>
           <w:p>
             <w:r>
               <w:t xml:space="preserve">Г-образные (2+1)</w:t>
@@ -704,7 +860,9 @@
           </w:p>
         </w:tc>
         <w:tc>
-          <w:tcPr/>
+          <w:tcPr>
+            <w:tcW w:w="2340" w:type="dxa"/>
+          </w:tcPr>
           <w:p>
             <w:r>
               <w:t xml:space="preserve">8</w:t>
@@ -712,7 +870,9 @@
           </w:p>
         </w:tc>
         <w:tc>
-          <w:tcPr/>
+          <w:tcPr>
+            <w:tcW w:w="2340" w:type="dxa"/>
+          </w:tcPr>
           <w:p>
             <w:r>
               <w:t xml:space="preserve">3</w:t>
@@ -720,7 +880,9 @@
           </w:p>
         </w:tc>
         <w:tc>
-          <w:tcPr/>
+          <w:tcPr>
+            <w:tcW w:w="2340" w:type="dxa"/>
+          </w:tcPr>
           <w:p>
             <w:r>
               <w:t xml:space="preserve">24</w:t>
@@ -730,7 +892,9 @@
       </w:tr>
       <w:tr>
         <w:tc>
-          <w:tcPr/>
+          <w:tcPr>
+            <w:tcW w:w="2340" w:type="dxa"/>
+          </w:tcPr>
           <w:p>
             <w:r>
               <w:t xml:space="preserve">Итого</w:t>
@@ -738,7 +902,9 @@
           </w:p>
         </w:tc>
         <w:tc>
-          <w:tcPr/>
+          <w:tcPr>
+            <w:tcW w:w="2340" w:type="dxa"/>
+          </w:tcPr>
           <w:p>
             <w:r>
               <w:t xml:space="preserve">40</w:t>
@@ -746,7 +912,9 @@
           </w:p>
         </w:tc>
         <w:tc>
-          <w:tcPr/>
+          <w:tcPr>
+            <w:tcW w:w="2340" w:type="dxa"/>
+          </w:tcPr>
           <w:p>
             <w:r>
               <w:t xml:space="preserve">—</w:t>
@@ -754,7 +922,9 @@
           </w:p>
         </w:tc>
         <w:tc>
-          <w:tcPr/>
+          <w:tcPr>
+            <w:tcW w:w="2340" w:type="dxa"/>
+          </w:tcPr>
           <w:p>
             <w:r>
               <w:t xml:space="preserve">116</w:t>
@@ -775,6 +945,7 @@
     </w:p>
     <w:tbl>
       <w:tblPr>
+        <w:tblW w:w="0" w:type="auto"/>
         <w:tblBorders>
           <w:top w:val="single" w:sz="4" w:space="0" w:color="808080"/>
           <w:left w:val="single" w:sz="4" w:space="0" w:color="808080"/>
@@ -783,10 +954,17 @@
           <w:insideH w:val="single" w:sz="4" w:space="0" w:color="808080"/>
           <w:insideV w:val="single" w:sz="4" w:space="0" w:color="808080"/>
         </w:tblBorders>
+        <w:tblLayout w:type="autofit"/>
       </w:tblPr>
-      <w:tr>
-        <w:tc>
-          <w:tcPr/>
+      <w:tblGrid>
+        <w:gridCol w:w="4680"/>
+        <w:gridCol w:w="4680"/>
+      </w:tblGrid>
+      <w:tr>
+        <w:tc>
+          <w:tcPr>
+            <w:tcW w:w="4680" w:type="dxa"/>
+          </w:tcPr>
           <w:p>
             <w:r>
               <w:t xml:space="preserve">Прямые на 2 клетки (4)</w:t>
@@ -794,7 +972,9 @@
           </w:p>
         </w:tc>
         <w:tc>
-          <w:tcPr/>
+          <w:tcPr>
+            <w:tcW w:w="4680" w:type="dxa"/>
+          </w:tcPr>
           <w:p>
             <w:r>
               <w:t xml:space="preserve">ЛЛ · ПП · ВВ · НН</w:t>
@@ -804,7 +984,9 @@
       </w:tr>
       <w:tr>
         <w:tc>
-          <w:tcPr/>
+          <w:tcPr>
+            <w:tcW w:w="4680" w:type="dxa"/>
+          </w:tcPr>
           <w:p>
             <w:r>
               <w:t xml:space="preserve">Прямые на 3 клетки (4)</w:t>
@@ -812,7 +994,9 @@
           </w:p>
         </w:tc>
         <w:tc>
-          <w:tcPr/>
+          <w:tcPr>
+            <w:tcW w:w="4680" w:type="dxa"/>
+          </w:tcPr>
           <w:p>
             <w:r>
               <w:t xml:space="preserve">ЛЛЛ · ППП · ВВВ · ННН</w:t>
@@ -822,7 +1006,9 @@
       </w:tr>
       <w:tr>
         <w:tc>
-          <w:tcPr/>
+          <w:tcPr>
+            <w:tcW w:w="4680" w:type="dxa"/>
+          </w:tcPr>
           <w:p>
             <w:r>
               <w:t xml:space="preserve">Двойные (1+2) (4)</w:t>
@@ -830,7 +1016,9 @@
           </w:p>
         </w:tc>
         <w:tc>
-          <w:tcPr/>
+          <w:tcPr>
+            <w:tcW w:w="4680" w:type="dxa"/>
+          </w:tcPr>
           <w:p>
             <w:r>
               <w:t xml:space="preserve">Л+ЛЛ · П+ПП · В+ВВ · Н+НН</w:t>
@@ -840,7 +1028,9 @@
       </w:tr>
       <w:tr>
         <w:tc>
-          <w:tcPr/>
+          <w:tcPr>
+            <w:tcW w:w="4680" w:type="dxa"/>
+          </w:tcPr>
           <w:p>
             <w:r>
               <w:t xml:space="preserve">Обратные (1+2) (4)</w:t>
@@ -848,7 +1038,9 @@
           </w:p>
         </w:tc>
         <w:tc>
-          <w:tcPr/>
+          <w:tcPr>
+            <w:tcW w:w="4680" w:type="dxa"/>
+          </w:tcPr>
           <w:p>
             <w:r>
               <w:t xml:space="preserve">ЛПП · ПЛЛ · ВНН · НВВ</w:t>
@@ -858,7 +1050,9 @@
       </w:tr>
       <w:tr>
         <w:tc>
-          <w:tcPr/>
+          <w:tcPr>
+            <w:tcW w:w="4680" w:type="dxa"/>
+          </w:tcPr>
           <w:p>
             <w:r>
               <w:t xml:space="preserve">Г-образные (1+2) (8)</w:t>
@@ -866,7 +1060,9 @@
           </w:p>
         </w:tc>
         <w:tc>
-          <w:tcPr/>
+          <w:tcPr>
+            <w:tcW w:w="4680" w:type="dxa"/>
+          </w:tcPr>
           <w:p>
             <w:r>
               <w:t xml:space="preserve">ЛВВ · ЛНН · ПВВ · ПНН · ВЛЛ · ВПП · НЛЛ · НПП</w:t>
@@ -876,7 +1072,9 @@
       </w:tr>
       <w:tr>
         <w:tc>
-          <w:tcPr/>
+          <w:tcPr>
+            <w:tcW w:w="4680" w:type="dxa"/>
+          </w:tcPr>
           <w:p>
             <w:r>
               <w:t xml:space="preserve">Двойные (2+1) (4)</w:t>
@@ -884,7 +1082,9 @@
           </w:p>
         </w:tc>
         <w:tc>
-          <w:tcPr/>
+          <w:tcPr>
+            <w:tcW w:w="4680" w:type="dxa"/>
+          </w:tcPr>
           <w:p>
             <w:r>
               <w:t xml:space="preserve">ЛЛ+Л · ПП+П · ВВ+В · НН+Н</w:t>
@@ -894,7 +1094,9 @@
       </w:tr>
       <w:tr>
         <w:tc>
-          <w:tcPr/>
+          <w:tcPr>
+            <w:tcW w:w="4680" w:type="dxa"/>
+          </w:tcPr>
           <w:p>
             <w:r>
               <w:t xml:space="preserve">Обратные (2+1) (4)</w:t>
@@ -902,7 +1104,9 @@
           </w:p>
         </w:tc>
         <w:tc>
-          <w:tcPr/>
+          <w:tcPr>
+            <w:tcW w:w="4680" w:type="dxa"/>
+          </w:tcPr>
           <w:p>
             <w:r>
               <w:t xml:space="preserve">ЛЛП · ППЛ · ВВН · ННВ</w:t>
@@ -912,7 +1116,9 @@
       </w:tr>
       <w:tr>
         <w:tc>
-          <w:tcPr/>
+          <w:tcPr>
+            <w:tcW w:w="4680" w:type="dxa"/>
+          </w:tcPr>
           <w:p>
             <w:r>
               <w:t xml:space="preserve">Г-образные (2+1) (8)</w:t>
@@ -920,7 +1126,9 @@
           </w:p>
         </w:tc>
         <w:tc>
-          <w:tcPr/>
+          <w:tcPr>
+            <w:tcW w:w="4680" w:type="dxa"/>
+          </w:tcPr>
           <w:p>
             <w:r>
               <w:t xml:space="preserve">ЛЛВ · ЛЛН · ППВ · ППН · ВВЛ · ВВП · ННЛ · ННП</w:t>
@@ -985,6 +1193,7 @@
     </w:p>
     <w:tbl>
       <w:tblPr>
+        <w:tblW w:w="0" w:type="auto"/>
         <w:tblBorders>
           <w:top w:val="single" w:sz="4" w:space="0" w:color="808080"/>
           <w:left w:val="single" w:sz="4" w:space="0" w:color="808080"/>
@@ -993,10 +1202,21 @@
           <w:insideH w:val="single" w:sz="4" w:space="0" w:color="808080"/>
           <w:insideV w:val="single" w:sz="4" w:space="0" w:color="808080"/>
         </w:tblBorders>
+        <w:tblLayout w:type="autofit"/>
       </w:tblPr>
-      <w:tr>
-        <w:tc>
-          <w:tcPr/>
+      <w:tblGrid>
+        <w:gridCol w:w="1560"/>
+        <w:gridCol w:w="1560"/>
+        <w:gridCol w:w="1560"/>
+        <w:gridCol w:w="1560"/>
+        <w:gridCol w:w="1560"/>
+        <w:gridCol w:w="1560"/>
+      </w:tblGrid>
+      <w:tr>
+        <w:tc>
+          <w:tcPr>
+            <w:tcW w:w="1560" w:type="dxa"/>
+          </w:tcPr>
           <w:p>
             <w:r>
               <w:t xml:space="preserve"/>
@@ -1004,7 +1224,9 @@
           </w:p>
         </w:tc>
         <w:tc>
-          <w:tcPr/>
+          <w:tcPr>
+            <w:tcW w:w="1560" w:type="dxa"/>
+          </w:tcPr>
           <w:p>
             <w:r>
               <w:t xml:space="preserve">Ст. 1</w:t>
@@ -1012,7 +1234,9 @@
           </w:p>
         </w:tc>
         <w:tc>
-          <w:tcPr/>
+          <w:tcPr>
+            <w:tcW w:w="1560" w:type="dxa"/>
+          </w:tcPr>
           <w:p>
             <w:r>
               <w:t xml:space="preserve">Ст. 2</w:t>
@@ -1020,7 +1244,9 @@
           </w:p>
         </w:tc>
         <w:tc>
-          <w:tcPr/>
+          <w:tcPr>
+            <w:tcW w:w="1560" w:type="dxa"/>
+          </w:tcPr>
           <w:p>
             <w:r>
               <w:t xml:space="preserve">Ст. 3</w:t>
@@ -1028,7 +1254,9 @@
           </w:p>
         </w:tc>
         <w:tc>
-          <w:tcPr/>
+          <w:tcPr>
+            <w:tcW w:w="1560" w:type="dxa"/>
+          </w:tcPr>
           <w:p>
             <w:r>
               <w:t xml:space="preserve">Ст. 4</w:t>
@@ -1036,7 +1264,9 @@
           </w:p>
         </w:tc>
         <w:tc>
-          <w:tcPr/>
+          <w:tcPr>
+            <w:tcW w:w="1560" w:type="dxa"/>
+          </w:tcPr>
           <w:p>
             <w:r>
               <w:t xml:space="preserve">Ст. 5</w:t>
@@ -1046,7 +1276,9 @@
       </w:tr>
       <w:tr>
         <w:tc>
-          <w:tcPr/>
+          <w:tcPr>
+            <w:tcW w:w="1560" w:type="dxa"/>
+          </w:tcPr>
           <w:p>
             <w:r>
               <w:t xml:space="preserve">Строка 1</w:t>
@@ -1054,7 +1286,9 @@
           </w:p>
         </w:tc>
         <w:tc>
-          <w:tcPr/>
+          <w:tcPr>
+            <w:tcW w:w="1560" w:type="dxa"/>
+          </w:tcPr>
           <w:p>
             <w:r>
               <w:t xml:space="preserve">16</w:t>
@@ -1062,7 +1296,9 @@
           </w:p>
         </w:tc>
         <w:tc>
-          <w:tcPr/>
+          <w:tcPr>
+            <w:tcW w:w="1560" w:type="dxa"/>
+          </w:tcPr>
           <w:p>
             <w:r>
               <w:t xml:space="preserve">20</w:t>
@@ -1070,7 +1306,9 @@
           </w:p>
         </w:tc>
         <w:tc>
-          <w:tcPr/>
+          <w:tcPr>
+            <w:tcW w:w="1560" w:type="dxa"/>
+          </w:tcPr>
           <w:p>
             <w:r>
               <w:t xml:space="preserve">20</w:t>
@@ -1078,7 +1316,9 @@
           </w:p>
         </w:tc>
         <w:tc>
-          <w:tcPr/>
+          <w:tcPr>
+            <w:tcW w:w="1560" w:type="dxa"/>
+          </w:tcPr>
           <w:p>
             <w:r>
               <w:t xml:space="preserve">20</w:t>
@@ -1086,7 +1326,9 @@
           </w:p>
         </w:tc>
         <w:tc>
-          <w:tcPr/>
+          <w:tcPr>
+            <w:tcW w:w="1560" w:type="dxa"/>
+          </w:tcPr>
           <w:p>
             <w:r>
               <w:t xml:space="preserve">16</w:t>
@@ -1096,7 +1338,9 @@
       </w:tr>
       <w:tr>
         <w:tc>
-          <w:tcPr/>
+          <w:tcPr>
+            <w:tcW w:w="1560" w:type="dxa"/>
+          </w:tcPr>
           <w:p>
             <w:r>
               <w:t xml:space="preserve">Строка 2</w:t>
@@ -1104,7 +1348,9 @@
           </w:p>
         </w:tc>
         <w:tc>
-          <w:tcPr/>
+          <w:tcPr>
+            <w:tcW w:w="1560" w:type="dxa"/>
+          </w:tcPr>
           <w:p>
             <w:r>
               <w:t xml:space="preserve">20</w:t>
@@ -1112,7 +1358,9 @@
           </w:p>
         </w:tc>
         <w:tc>
-          <w:tcPr/>
+          <w:tcPr>
+            <w:tcW w:w="1560" w:type="dxa"/>
+          </w:tcPr>
           <w:p>
             <w:r>
               <w:t xml:space="preserve">24</w:t>
@@ -1120,7 +1368,9 @@
           </w:p>
         </w:tc>
         <w:tc>
-          <w:tcPr/>
+          <w:tcPr>
+            <w:tcW w:w="1560" w:type="dxa"/>
+          </w:tcPr>
           <w:p>
             <w:r>
               <w:t xml:space="preserve">26</w:t>
@@ -1128,7 +1378,9 @@
           </w:p>
         </w:tc>
         <w:tc>
-          <w:tcPr/>
+          <w:tcPr>
+            <w:tcW w:w="1560" w:type="dxa"/>
+          </w:tcPr>
           <w:p>
             <w:r>
               <w:t xml:space="preserve">24</w:t>
@@ -1136,7 +1388,9 @@
           </w:p>
         </w:tc>
         <w:tc>
-          <w:tcPr/>
+          <w:tcPr>
+            <w:tcW w:w="1560" w:type="dxa"/>
+          </w:tcPr>
           <w:p>
             <w:r>
               <w:t xml:space="preserve">20</w:t>
@@ -1146,7 +1400,9 @@
       </w:tr>
       <w:tr>
         <w:tc>
-          <w:tcPr/>
+          <w:tcPr>
+            <w:tcW w:w="1560" w:type="dxa"/>
+          </w:tcPr>
           <w:p>
             <w:r>
               <w:t xml:space="preserve">Строка 3</w:t>
@@ -1154,7 +1410,9 @@
           </w:p>
         </w:tc>
         <w:tc>
-          <w:tcPr/>
+          <w:tcPr>
+            <w:tcW w:w="1560" w:type="dxa"/>
+          </w:tcPr>
           <w:p>
             <w:r>
               <w:t xml:space="preserve">20</w:t>
@@ -1162,7 +1420,9 @@
           </w:p>
         </w:tc>
         <w:tc>
-          <w:tcPr/>
+          <w:tcPr>
+            <w:tcW w:w="1560" w:type="dxa"/>
+          </w:tcPr>
           <w:p>
             <w:r>
               <w:t xml:space="preserve">26</w:t>
@@ -1170,7 +1430,9 @@
           </w:p>
         </w:tc>
         <w:tc>
-          <w:tcPr/>
+          <w:tcPr>
+            <w:tcW w:w="1560" w:type="dxa"/>
+          </w:tcPr>
           <w:p>
             <w:r>
               <w:t xml:space="preserve">28</w:t>
@@ -1178,7 +1440,9 @@
           </w:p>
         </w:tc>
         <w:tc>
-          <w:tcPr/>
+          <w:tcPr>
+            <w:tcW w:w="1560" w:type="dxa"/>
+          </w:tcPr>
           <w:p>
             <w:r>
               <w:t xml:space="preserve">26</w:t>
@@ -1186,7 +1450,9 @@
           </w:p>
         </w:tc>
         <w:tc>
-          <w:tcPr/>
+          <w:tcPr>
+            <w:tcW w:w="1560" w:type="dxa"/>
+          </w:tcPr>
           <w:p>
             <w:r>
               <w:t xml:space="preserve">20</w:t>
@@ -1196,7 +1462,9 @@
       </w:tr>
       <w:tr>
         <w:tc>
-          <w:tcPr/>
+          <w:tcPr>
+            <w:tcW w:w="1560" w:type="dxa"/>
+          </w:tcPr>
           <w:p>
             <w:r>
               <w:t xml:space="preserve">Строка 4</w:t>
@@ -1204,7 +1472,9 @@
           </w:p>
         </w:tc>
         <w:tc>
-          <w:tcPr/>
+          <w:tcPr>
+            <w:tcW w:w="1560" w:type="dxa"/>
+          </w:tcPr>
           <w:p>
             <w:r>
               <w:t xml:space="preserve">20</w:t>
@@ -1212,7 +1482,9 @@
           </w:p>
         </w:tc>
         <w:tc>
-          <w:tcPr/>
+          <w:tcPr>
+            <w:tcW w:w="1560" w:type="dxa"/>
+          </w:tcPr>
           <w:p>
             <w:r>
               <w:t xml:space="preserve">24</w:t>
@@ -1220,7 +1492,9 @@
           </w:p>
         </w:tc>
         <w:tc>
-          <w:tcPr/>
+          <w:tcPr>
+            <w:tcW w:w="1560" w:type="dxa"/>
+          </w:tcPr>
           <w:p>
             <w:r>
               <w:t xml:space="preserve">26</w:t>
@@ -1228,7 +1502,9 @@
           </w:p>
         </w:tc>
         <w:tc>
-          <w:tcPr/>
+          <w:tcPr>
+            <w:tcW w:w="1560" w:type="dxa"/>
+          </w:tcPr>
           <w:p>
             <w:r>
               <w:t xml:space="preserve">24</w:t>
@@ -1236,7 +1512,9 @@
           </w:p>
         </w:tc>
         <w:tc>
-          <w:tcPr/>
+          <w:tcPr>
+            <w:tcW w:w="1560" w:type="dxa"/>
+          </w:tcPr>
           <w:p>
             <w:r>
               <w:t xml:space="preserve">20</w:t>
@@ -1246,7 +1524,9 @@
       </w:tr>
       <w:tr>
         <w:tc>
-          <w:tcPr/>
+          <w:tcPr>
+            <w:tcW w:w="1560" w:type="dxa"/>
+          </w:tcPr>
           <w:p>
             <w:r>
               <w:t xml:space="preserve">Строка 5</w:t>
@@ -1254,7 +1534,9 @@
           </w:p>
         </w:tc>
         <w:tc>
-          <w:tcPr/>
+          <w:tcPr>
+            <w:tcW w:w="1560" w:type="dxa"/>
+          </w:tcPr>
           <w:p>
             <w:r>
               <w:t xml:space="preserve">16</w:t>
@@ -1262,7 +1544,9 @@
           </w:p>
         </w:tc>
         <w:tc>
-          <w:tcPr/>
+          <w:tcPr>
+            <w:tcW w:w="1560" w:type="dxa"/>
+          </w:tcPr>
           <w:p>
             <w:r>
               <w:t xml:space="preserve">20</w:t>
@@ -1270,7 +1554,9 @@
           </w:p>
         </w:tc>
         <w:tc>
-          <w:tcPr/>
+          <w:tcPr>
+            <w:tcW w:w="1560" w:type="dxa"/>
+          </w:tcPr>
           <w:p>
             <w:r>
               <w:t xml:space="preserve">20</w:t>
@@ -1278,7 +1564,9 @@
           </w:p>
         </w:tc>
         <w:tc>
-          <w:tcPr/>
+          <w:tcPr>
+            <w:tcW w:w="1560" w:type="dxa"/>
+          </w:tcPr>
           <w:p>
             <w:r>
               <w:t xml:space="preserve">20</w:t>
@@ -1286,7 +1574,9 @@
           </w:p>
         </w:tc>
         <w:tc>
-          <w:tcPr/>
+          <w:tcPr>
+            <w:tcW w:w="1560" w:type="dxa"/>
+          </w:tcPr>
           <w:p>
             <w:r>
               <w:t xml:space="preserve">16</w:t>
@@ -1298,7 +1588,7 @@
     <w:p/>
     <w:p>
       <w:r>
-        <w:t xml:space="preserve">Минимум — в углах (16 ходов, 24 тупиков), максимум — в центре поля (28 ходов, 12 тупиков).</w:t>
+        <w:t xml:space="preserve">Минимум — в углах (16 ходов, 24 тупика), максимум — в центре поля (28 ходов, 12 тупиков).</w:t>
       </w:r>
     </w:p>
     <w:p>
@@ -1312,7 +1602,7 @@
     </w:p>
     <w:p>
       <w:r>
-        <w:t xml:space="preserve">Раунд = 24 ходов — случайная выборка 24 разных вариаций из пула (40 вариаций), каждая не больше одного раза за раунд. Старт — случайная расстановка.</w:t>
+        <w:t xml:space="preserve">Раунд = 24 хода — случайная выборка 24 разных вариаций из пула (40 вариаций), каждая не больше одного раза за раунд. Старт — случайная расстановка.</w:t>
       </w:r>
     </w:p>
     <w:p>
@@ -1351,6 +1641,7 @@
     </w:p>
     <w:tbl>
       <w:tblPr>
+        <w:tblW w:w="0" w:type="auto"/>
         <w:tblBorders>
           <w:top w:val="single" w:sz="4" w:space="0" w:color="808080"/>
           <w:left w:val="single" w:sz="4" w:space="0" w:color="808080"/>
@@ -1359,10 +1650,18 @@
           <w:insideH w:val="single" w:sz="4" w:space="0" w:color="808080"/>
           <w:insideV w:val="single" w:sz="4" w:space="0" w:color="808080"/>
         </w:tblBorders>
+        <w:tblLayout w:type="autofit"/>
       </w:tblPr>
-      <w:tr>
-        <w:tc>
-          <w:tcPr/>
+      <w:tblGrid>
+        <w:gridCol w:w="3120"/>
+        <w:gridCol w:w="3120"/>
+        <w:gridCol w:w="3120"/>
+      </w:tblGrid>
+      <w:tr>
+        <w:tc>
+          <w:tcPr>
+            <w:tcW w:w="3120" w:type="dxa"/>
+          </w:tcPr>
           <w:p>
             <w:r>
               <w:t xml:space="preserve">№</w:t>
@@ -1370,7 +1669,9 @@
           </w:p>
         </w:tc>
         <w:tc>
-          <w:tcPr/>
+          <w:tcPr>
+            <w:tcW w:w="3120" w:type="dxa"/>
+          </w:tcPr>
           <w:p>
             <w:r>
               <w:t xml:space="preserve">Расстановка</w:t>
@@ -1378,7 +1679,9 @@
           </w:p>
         </w:tc>
         <w:tc>
-          <w:tcPr/>
+          <w:tcPr>
+            <w:tcW w:w="3120" w:type="dxa"/>
+          </w:tcPr>
           <w:p>
             <w:r>
               <w:t xml:space="preserve">Ходы</w:t>
@@ -1388,7 +1691,9 @@
       </w:tr>
       <w:tr>
         <w:tc>
-          <w:tcPr/>
+          <w:tcPr>
+            <w:tcW w:w="3120" w:type="dxa"/>
+          </w:tcPr>
           <w:p>
             <w:r>
               <w:t xml:space="preserve">1</w:t>
@@ -1396,7 +1701,9 @@
           </w:p>
         </w:tc>
         <w:tc>
-          <w:tcPr/>
+          <w:tcPr>
+            <w:tcW w:w="3120" w:type="dxa"/>
+          </w:tcPr>
           <w:p>
             <w:r>
               <w:t xml:space="preserve">старт ① 13, ② 22; преграды: 51</w:t>
@@ -1404,7 +1711,9 @@
           </w:p>
         </w:tc>
         <w:tc>
-          <w:tcPr/>
+          <w:tcPr>
+            <w:tcW w:w="3120" w:type="dxa"/>
+          </w:tcPr>
           <w:p>
             <w:r>
               <w:t xml:space="preserve">②ПЛЛ(Д) · ①ЛЛ+Л(С) · ②ПВВ(С) · ②ННП(Д) · ②НЛЛ(С) · ①ВНН(Д) · ②ППЛ(Д) · ①НВВ(Д) · ②ННН(С) · ①ПП(Д) · ①ППВ(Д) · ②НН+Н(С) · ②ЛВВ(Д) · ②ЛЛЛ(С) · ②ВПП(Д) · ①НПП(С) · ①ВВ+В(С) · ①ПП+П(С) · ①ННВ(Д) · ②ВВВ(С) · ①ВВН(Д) · ①В+ВВ(С) · ①ЛЛВ(Д) · ②ВВП(С)</w:t>
@@ -1414,7 +1723,9 @@
       </w:tr>
       <w:tr>
         <w:tc>
-          <w:tcPr/>
+          <w:tcPr>
+            <w:tcW w:w="3120" w:type="dxa"/>
+          </w:tcPr>
           <w:p>
             <w:r>
               <w:t xml:space="preserve">2</w:t>
@@ -1422,7 +1733,9 @@
           </w:p>
         </w:tc>
         <w:tc>
-          <w:tcPr/>
+          <w:tcPr>
+            <w:tcW w:w="3120" w:type="dxa"/>
+          </w:tcPr>
           <w:p>
             <w:r>
               <w:t xml:space="preserve">старт ① 22, ② 35; преграды: 52</w:t>
@@ -1430,7 +1743,9 @@
           </w:p>
         </w:tc>
         <w:tc>
-          <w:tcPr/>
+          <w:tcPr>
+            <w:tcW w:w="3120" w:type="dxa"/>
+          </w:tcPr>
           <w:p>
             <w:r>
               <w:t xml:space="preserve">①ННН(Д) · ①ПП+П(Д) · ①ВНН(С) · ②ППЛ(Д) · ②ППВ(С) · ②НН(С) · ①ВВП(С) · ②ЛЛН(С) · ①ВПП(С) · ②НН+Н(С) · ②ННВ(С) · ②В+ВВ(Д) · ②ВВЛ(С) · ②ВВН(Д) · ①Н+НН(С) · ②ВЛЛ(С) · ①ЛЛВ(Д) · ②ЛЛ+Л(Д) · ①ЛПП(Д) · ②ПЛЛ(С) · ①НЛЛ(Д) · ①ВВВ(Д) · ①ПП(Д) · ①ННЛ(Д)</w:t>
@@ -1440,7 +1755,9 @@
       </w:tr>
       <w:tr>
         <w:tc>
-          <w:tcPr/>
+          <w:tcPr>
+            <w:tcW w:w="3120" w:type="dxa"/>
+          </w:tcPr>
           <w:p>
             <w:r>
               <w:t xml:space="preserve">3</w:t>
@@ -1448,7 +1765,9 @@
           </w:p>
         </w:tc>
         <w:tc>
-          <w:tcPr/>
+          <w:tcPr>
+            <w:tcW w:w="3120" w:type="dxa"/>
+          </w:tcPr>
           <w:p>
             <w:r>
               <w:t xml:space="preserve">старт ① 11, ② 25; преграды: 24</w:t>
@@ -1456,7 +1775,9 @@
           </w:p>
         </w:tc>
         <w:tc>
-          <w:tcPr/>
+          <w:tcPr>
+            <w:tcW w:w="3120" w:type="dxa"/>
+          </w:tcPr>
           <w:p>
             <w:r>
               <w:t xml:space="preserve">①НЛЛ(С) · ②ПВВ(Д) · ②ППН(Д) · ②В+ВВ(Д) · ①ВПП(С) · ①ННВ(Д) · ①ВВП(С) · ②Л+ЛЛ(Д) · ②ППВ(С) · ②НН(Д) · ①ВВЛ(С) · ①ЛЛ(С) · ②НН+Н(С) · ②ПЛЛ(Д) · ①ЛНН(С) · ①ВНН(С) · ①ПП+П(Д) · ②ЛЛП(С) · ①ЛПП(Д) · ②ПНН(Д) · ①ЛЛ+Л(Д) · ②ННП(С) · ①ВВ+В(С) · ②П+ПП(Д)</w:t>
@@ -1466,7 +1787,9 @@
       </w:tr>
       <w:tr>
         <w:tc>
-          <w:tcPr/>
+          <w:tcPr>
+            <w:tcW w:w="3120" w:type="dxa"/>
+          </w:tcPr>
           <w:p>
             <w:r>
               <w:t xml:space="preserve">4</w:t>
@@ -1474,7 +1797,9 @@
           </w:p>
         </w:tc>
         <w:tc>
-          <w:tcPr/>
+          <w:tcPr>
+            <w:tcW w:w="3120" w:type="dxa"/>
+          </w:tcPr>
           <w:p>
             <w:r>
               <w:t xml:space="preserve">старт ① 35, ② 21; преграды: 25</w:t>
@@ -1482,7 +1807,9 @@
           </w:p>
         </w:tc>
         <w:tc>
-          <w:tcPr/>
+          <w:tcPr>
+            <w:tcW w:w="3120" w:type="dxa"/>
+          </w:tcPr>
           <w:p>
             <w:r>
               <w:t xml:space="preserve">①ННН(С) · ②ПП+П(Д) · ①ЛВВ(Д) · ②ВВ+В(С) · ①ПЛЛ(Д) · ①ННЛ(С) · ①ВВВ(С) · ②ЛНН(Д) · ②ВВП(Д) · ②ПНН(С) · ①ПП(Д) · ②НВВ(С) · ②ВПП(С) · ①ВВ(Д) · ②ЛЛВ(С) · ①ППЛ(Д) · ①ППП(С) · ②НЛЛ(Д) · ②В+ВВ(С) · ①ЛПП(Д) · ①ННП(С) · ②НН(Д) · ②ЛЛН(Д) · ①ППВ(С)</w:t>
@@ -1492,7 +1819,9 @@
       </w:tr>
       <w:tr>
         <w:tc>
-          <w:tcPr/>
+          <w:tcPr>
+            <w:tcW w:w="3120" w:type="dxa"/>
+          </w:tcPr>
           <w:p>
             <w:r>
               <w:t xml:space="preserve">5</w:t>
@@ -1500,7 +1829,9 @@
           </w:p>
         </w:tc>
         <w:tc>
-          <w:tcPr/>
+          <w:tcPr>
+            <w:tcW w:w="3120" w:type="dxa"/>
+          </w:tcPr>
           <w:p>
             <w:r>
               <w:t xml:space="preserve">старт ① 52, ② 12; преграды: 23</w:t>
@@ -1508,7 +1839,9 @@
           </w:p>
         </w:tc>
         <w:tc>
-          <w:tcPr/>
+          <w:tcPr>
+            <w:tcW w:w="3120" w:type="dxa"/>
+          </w:tcPr>
           <w:p>
             <w:r>
               <w:t xml:space="preserve">①ННВ(Д) · ②ЛВВ(С) · ①ППП(С) · ②Л+ЛЛ(С) · ②ЛЛП(С) · ①ЛЛ+Л(С) · ②ВВ(С) · ①ННЛ(Д) · ②ПП(Д) · ①ВВЛ(Д) · ①ВВП(Д) · ②ВВН(Д) · ①ЛНН(Д) · ②ППН(Д) · ②ППВ(С) · ①ЛЛВ(Д) · ②НН+Н(Д) · ②П+ПП(С) · ①ВЛЛ(С) · ②ННП(С) · ①НЛЛ(С) · ①Н+НН(Д) · ①НВВ(Д) · ②ППЛ(С)</w:t>
@@ -1518,7 +1851,9 @@
       </w:tr>
       <w:tr>
         <w:tc>
-          <w:tcPr/>
+          <w:tcPr>
+            <w:tcW w:w="3120" w:type="dxa"/>
+          </w:tcPr>
           <w:p>
             <w:r>
               <w:t xml:space="preserve">6</w:t>
@@ -1526,7 +1861,9 @@
           </w:p>
         </w:tc>
         <w:tc>
-          <w:tcPr/>
+          <w:tcPr>
+            <w:tcW w:w="3120" w:type="dxa"/>
+          </w:tcPr>
           <w:p>
             <w:r>
               <w:t xml:space="preserve">старт ① 21, ② 15; преграды: 24</w:t>
@@ -1534,7 +1871,9 @@
           </w:p>
         </w:tc>
         <w:tc>
-          <w:tcPr/>
+          <w:tcPr>
+            <w:tcW w:w="3120" w:type="dxa"/>
+          </w:tcPr>
           <w:p>
             <w:r>
               <w:t xml:space="preserve">②НПП(С) · ①ВВВ(С) · ①ЛВВ(С) · ①ПП+П(Д) · ②ЛЛЛ(С) · ①ПНН(С) · ②В+ВВ(Д) · ①ПЛЛ(Д) · ①ВЛЛ(С) · ②ЛЛП(С) · ②ППП(Д) · ①ЛЛ+Л(Д) · ①ЛПП(Д) · ①Л+ЛЛ(С) · ②П+ПП(С) · ②ППЛ(Д) · ①НН(Д) · ①ВНН(С) · ②ННН(Д) · ①НВВ(Д) · ②ВВП(С) · ②ПВВ(С) · ②ЛЛ(Д) · ②ВВН(Д)</w:t>
@@ -1544,7 +1883,9 @@
       </w:tr>
       <w:tr>
         <w:tc>
-          <w:tcPr/>
+          <w:tcPr>
+            <w:tcW w:w="3120" w:type="dxa"/>
+          </w:tcPr>
           <w:p>
             <w:r>
               <w:t xml:space="preserve">7</w:t>
@@ -1552,7 +1893,9 @@
           </w:p>
         </w:tc>
         <w:tc>
-          <w:tcPr/>
+          <w:tcPr>
+            <w:tcW w:w="3120" w:type="dxa"/>
+          </w:tcPr>
           <w:p>
             <w:r>
               <w:t xml:space="preserve">старт ① 12, ② 44; преграды: 22</w:t>
@@ -1560,7 +1903,9 @@
           </w:p>
         </w:tc>
         <w:tc>
-          <w:tcPr/>
+          <w:tcPr>
+            <w:tcW w:w="3120" w:type="dxa"/>
+          </w:tcPr>
           <w:p>
             <w:r>
               <w:t xml:space="preserve">②ВВЛ(Д) · ①НН(Д) · ①ННВ(Д) · ①ВВН(Д) · ②ПНН(Д) · ①ЛНН(С) · ②ННЛ(С) · ①ЛЛ+Л(С) · ②ППВ(С) · ①ВВП(С) · ②ЛЛН(Д) · ①Н+НН(С) · ②ВВ+В(С) · ①ННП(С) · ①ВЛЛ(С) · ②П+ПП(Д) · ①ППП(Д) · ①В+ВВ(Д) · ②НПП(С) · ②ЛЛП(Д) · ②ЛПП(Д) · ②ППН(С) · ①ПЛЛ(Д) · ②ВПП(С)</w:t>
@@ -1570,7 +1915,9 @@
       </w:tr>
       <w:tr>
         <w:tc>
-          <w:tcPr/>
+          <w:tcPr>
+            <w:tcW w:w="3120" w:type="dxa"/>
+          </w:tcPr>
           <w:p>
             <w:r>
               <w:t xml:space="preserve">8</w:t>
@@ -1578,7 +1925,9 @@
           </w:p>
         </w:tc>
         <w:tc>
-          <w:tcPr/>
+          <w:tcPr>
+            <w:tcW w:w="3120" w:type="dxa"/>
+          </w:tcPr>
           <w:p>
             <w:r>
               <w:t xml:space="preserve">старт ① 12, ② 51; преграды: 41</w:t>
@@ -1586,7 +1935,9 @@
           </w:p>
         </w:tc>
         <w:tc>
-          <w:tcPr/>
+          <w:tcPr>
+            <w:tcW w:w="3120" w:type="dxa"/>
+          </w:tcPr>
           <w:p>
             <w:r>
               <w:t xml:space="preserve">①Л+ЛЛ(С) · ②ЛЛП(С) · ①ВПП(Д) · ①ПНН(Д) · ①ВВ(С) · ②ВВ+В(С) · ②ПВВ(С) · ①ЛЛЛ(Д) · ②ПП(С) · ②ННЛ(Д) · ②ННП(Д) · ②ННН(С) · ①ВВН(Д) · ②ВЛЛ(Д) · ①НН(Д) · ②ППН(Д) · ②ППП(С) · ①ППВ(Д) · ②НЛЛ(С) · ②ЛНН(С) · ①ВНН(Д) · ①НН+Н(С) · ①ПП+П(С) · ①ЛВВ(Д)</w:t>
@@ -1596,7 +1947,9 @@
       </w:tr>
       <w:tr>
         <w:tc>
-          <w:tcPr/>
+          <w:tcPr>
+            <w:tcW w:w="3120" w:type="dxa"/>
+          </w:tcPr>
           <w:p>
             <w:r>
               <w:t xml:space="preserve">9</w:t>
@@ -1604,7 +1957,9 @@
           </w:p>
         </w:tc>
         <w:tc>
-          <w:tcPr/>
+          <w:tcPr>
+            <w:tcW w:w="3120" w:type="dxa"/>
+          </w:tcPr>
           <w:p>
             <w:r>
               <w:t xml:space="preserve">старт ① 12, ② 55; преграды: 44</w:t>
@@ -1612,7 +1967,9 @@
           </w:p>
         </w:tc>
         <w:tc>
-          <w:tcPr/>
+          <w:tcPr>
+            <w:tcW w:w="3120" w:type="dxa"/>
+          </w:tcPr>
           <w:p>
             <w:r>
               <w:t xml:space="preserve">①В+ВВ(С) · ②ПЛЛ(Д) · ①ПП(Д) · ①Н+НН(Д) · ②ННЛ(С) · ②ВЛЛ(Д) · ②ПВВ(Д) · ①ННВ(С) · ②НН(Д) · ②ЛПП(С) · ①ННН(С) · ①ВВВ(Д) · ②ЛВВ(Д) · ②ВВЛ(С) · ①ВНН(Д) · ①НВВ(Д) · ①ЛЛ+Л(С) · ①П+ПП(С) · ①ННП(С) · ②ППЛ(С) · ②ЛЛЛ(С) · ②ВПП(Д) · ②ВВП(С) · ①НПП(Д)</w:t>
@@ -1622,7 +1979,9 @@
       </w:tr>
       <w:tr>
         <w:tc>
-          <w:tcPr/>
+          <w:tcPr>
+            <w:tcW w:w="3120" w:type="dxa"/>
+          </w:tcPr>
           <w:p>
             <w:r>
               <w:t xml:space="preserve">10</w:t>
@@ -1630,7 +1989,9 @@
           </w:p>
         </w:tc>
         <w:tc>
-          <w:tcPr/>
+          <w:tcPr>
+            <w:tcW w:w="3120" w:type="dxa"/>
+          </w:tcPr>
           <w:p>
             <w:r>
               <w:t xml:space="preserve">старт ① 24, ② 14; преграды: 51</w:t>
@@ -1638,7 +1999,9 @@
           </w:p>
         </w:tc>
         <w:tc>
-          <w:tcPr/>
+          <w:tcPr>
+            <w:tcW w:w="3120" w:type="dxa"/>
+          </w:tcPr>
           <w:p>
             <w:r>
               <w:t xml:space="preserve">②Л+ЛЛ(С) · ②ЛПП(С) · ①ПНН(С) · ①ПП+П(Д) · ②ВВ(Д) · ①НПП(С) · ②ЛВВ(С) · ②ВВВ(С) · ①ППВ(С) · ①ННН(С) · ①ППП(С) · ①ВВН(Д) · ②НВВ(Д) · ②НН+Н(Д) · ②НН(С) · ②ЛЛ+Л(С) · ①ППЛ(С) · ①ННЛ(Д) · ②ПВВ(Д) · ②ЛНН(Д) · ①ВВП(Д) · ①ПЛЛ(Д) · ②ППН(Д) · ①ЛЛВ(Д)</w:t>

--- a/docs/levels/Уровень 4 (сетка 5×5).docx
+++ b/docs/levels/Уровень 4 (сетка 5×5).docx
@@ -1602,7 +1602,7 @@
     </w:p>
     <w:p>
       <w:r>
-        <w:t xml:space="preserve">Раунд = 24 хода — случайная выборка 24 разных вариаций из пула (40 вариаций), каждая не больше одного раза за раунд. Старт — случайная расстановка.</w:t>
+        <w:t xml:space="preserve">Раунд = 20 ходов — случайная выборка 20 разных вариаций из пула (40 вариаций), каждая не больше одного раза за раунд. Старт — случайная расстановка.</w:t>
       </w:r>
     </w:p>
     <w:p>
@@ -1612,17 +1612,17 @@
     </w:p>
     <w:p>
       <w:r>
-        <w:t xml:space="preserve">Каждый ход адресован конкретному объекту; ходы поделены между объектами поровну (12/12).</w:t>
-      </w:r>
-    </w:p>
-    <w:p>
-      <w:r>
-        <w:t xml:space="preserve">Баланс раунда: ровно 12 ДАЛЬШЕ / 12 СТОП (50/50).</w:t>
-      </w:r>
-    </w:p>
-    <w:p>
-      <w:r>
-        <w:t xml:space="preserve">Возможных вариантов раунда (порядок ходов × дележ между объектами × раскладки поля): ≈ 1,5·10⁴⁵ — повторяемость ≈ ноль.</w:t>
+        <w:t xml:space="preserve">Каждый ход адресован конкретному объекту; ходы поделены между объектами поровну (10/10).</w:t>
+      </w:r>
+    </w:p>
+    <w:p>
+      <w:r>
+        <w:t xml:space="preserve">Баланс раунда: ровно 10 ДАЛЬШЕ / 10 СТОП (50/50).</w:t>
+      </w:r>
+    </w:p>
+    <w:p>
+      <w:r>
+        <w:t xml:space="preserve">Возможных вариантов раунда (порядок ходов × дележ между объектами × раскладки поля): ≈ 8,6·10³⁸ — повторяемость ≈ ноль.</w:t>
       </w:r>
     </w:p>
     <w:p>
@@ -1631,7 +1631,7 @@
           <w:b/>
           <w:sz w:val="28"/>
         </w:rPr>
-        <w:t xml:space="preserve">8. Готовые раунды (10 сбалансированных, 12/12)</w:t>
+        <w:t xml:space="preserve">8. Готовые раунды (10 сбалансированных, 10/10)</w:t>
       </w:r>
     </w:p>
     <w:p>
@@ -1716,7 +1716,7 @@
           </w:tcPr>
           <w:p>
             <w:r>
-              <w:t xml:space="preserve">②ПЛЛ(Д) · ①ЛЛ+Л(С) · ②ПВВ(С) · ②ННП(Д) · ②НЛЛ(С) · ①ВНН(Д) · ②ППЛ(Д) · ①НВВ(Д) · ②ННН(С) · ①ПП(Д) · ①ППВ(Д) · ②НН+Н(С) · ②ЛВВ(Д) · ②ЛЛЛ(С) · ②ВПП(Д) · ①НПП(С) · ①ВВ+В(С) · ①ПП+П(С) · ①ННВ(Д) · ②ВВВ(С) · ①ВВН(Д) · ①В+ВВ(С) · ①ЛЛВ(Д) · ②ВВП(С)</w:t>
+              <w:t xml:space="preserve">①ВВП(Д) · ②ЛЛВ(С) · ①ЛЛП(Д) · ②ПП+П(Д) · ②ВЛЛ(Д) · ②Н+НН(Д) · ①ВВ(С) · ①В+ВВ(С) · ①ВВ+В(С) · ①ЛНН(С) · ②ЛЛН(Д) · ②НВВ(Д) · ①НЛЛ(С) · ②ПВВ(Д) · ①ПЛЛ(С) · ②НПП(Д) · ①ВВЛ(С) · ②ЛЛ+Л(Д) · ①ЛВВ(С) · ②ЛЛЛ(С)</w:t>
             </w:r>
           </w:p>
         </w:tc>
@@ -1738,17 +1738,17 @@
           </w:tcPr>
           <w:p>
             <w:r>
-              <w:t xml:space="preserve">старт ① 22, ② 35; преграды: 52</w:t>
-            </w:r>
-          </w:p>
-        </w:tc>
-        <w:tc>
-          <w:tcPr>
-            <w:tcW w:w="3120" w:type="dxa"/>
-          </w:tcPr>
-          <w:p>
-            <w:r>
-              <w:t xml:space="preserve">①ННН(Д) · ①ПП+П(Д) · ①ВНН(С) · ②ППЛ(Д) · ②ППВ(С) · ②НН(С) · ①ВВП(С) · ②ЛЛН(С) · ①ВПП(С) · ②НН+Н(С) · ②ННВ(С) · ②В+ВВ(Д) · ②ВВЛ(С) · ②ВВН(Д) · ①Н+НН(С) · ②ВЛЛ(С) · ①ЛЛВ(Д) · ②ЛЛ+Л(Д) · ①ЛПП(Д) · ②ПЛЛ(С) · ①НЛЛ(Д) · ①ВВВ(Д) · ①ПП(Д) · ①ННЛ(Д)</w:t>
+              <w:t xml:space="preserve">старт ① 52, ② 51; преграды: 11</w:t>
+            </w:r>
+          </w:p>
+        </w:tc>
+        <w:tc>
+          <w:tcPr>
+            <w:tcW w:w="3120" w:type="dxa"/>
+          </w:tcPr>
+          <w:p>
+            <w:r>
+              <w:t xml:space="preserve">①ЛЛН(Д) · ②ПВВ(С) · ①ВВП(Д) · ①НН+Н(Д) · ①ННЛ(С) · ②ВНН(Д) · ①ВВЛ(Д) · ②ППН(С) · ①ЛВВ(С) · ①ПЛЛ(Д) · ②ННП(С) · ②НПП(С) · ②ННВ(Д) · ①ВВ+В(С) · ②ПНН(С) · ①НЛЛ(С) · ①ППЛ(Д) · ②ЛПП(С) · ②НВВ(Д) · ②ЛНН(Д)</w:t>
             </w:r>
           </w:p>
         </w:tc>
@@ -1770,17 +1770,17 @@
           </w:tcPr>
           <w:p>
             <w:r>
-              <w:t xml:space="preserve">старт ① 11, ② 25; преграды: 24</w:t>
-            </w:r>
-          </w:p>
-        </w:tc>
-        <w:tc>
-          <w:tcPr>
-            <w:tcW w:w="3120" w:type="dxa"/>
-          </w:tcPr>
-          <w:p>
-            <w:r>
-              <w:t xml:space="preserve">①НЛЛ(С) · ②ПВВ(Д) · ②ППН(Д) · ②В+ВВ(Д) · ①ВПП(С) · ①ННВ(Д) · ①ВВП(С) · ②Л+ЛЛ(Д) · ②ППВ(С) · ②НН(Д) · ①ВВЛ(С) · ①ЛЛ(С) · ②НН+Н(С) · ②ПЛЛ(Д) · ①ЛНН(С) · ①ВНН(С) · ①ПП+П(Д) · ②ЛЛП(С) · ①ЛПП(Д) · ②ПНН(Д) · ①ЛЛ+Л(Д) · ②ННП(С) · ①ВВ+В(С) · ②П+ПП(Д)</w:t>
+              <w:t xml:space="preserve">старт ① 44, ② 54; преграды: 53</w:t>
+            </w:r>
+          </w:p>
+        </w:tc>
+        <w:tc>
+          <w:tcPr>
+            <w:tcW w:w="3120" w:type="dxa"/>
+          </w:tcPr>
+          <w:p>
+            <w:r>
+              <w:t xml:space="preserve">①ПНН(С) · ②ННП(С) · ②ВНН(Д) · ①ЛЛ(Д) · ①НН+Н(С) · ②ПВВ(С) · ②В+ВВ(Д) · ②ВВН(Д) · ②П+ПП(С) · ②ННВ(Д) · ①НЛЛ(С) · ①ВВВ(Д) · ①ППН(Д) · ①ВВП(С) · ①ЛЛЛ(Д) · ②ННЛ(Д) · ②НПП(С) · ②ЛЛП(Д) · ①ВЛЛ(С) · ①ВВ(С)</w:t>
             </w:r>
           </w:p>
         </w:tc>
@@ -1802,17 +1802,17 @@
           </w:tcPr>
           <w:p>
             <w:r>
-              <w:t xml:space="preserve">старт ① 35, ② 21; преграды: 25</w:t>
-            </w:r>
-          </w:p>
-        </w:tc>
-        <w:tc>
-          <w:tcPr>
-            <w:tcW w:w="3120" w:type="dxa"/>
-          </w:tcPr>
-          <w:p>
-            <w:r>
-              <w:t xml:space="preserve">①ННН(С) · ②ПП+П(Д) · ①ЛВВ(Д) · ②ВВ+В(С) · ①ПЛЛ(Д) · ①ННЛ(С) · ①ВВВ(С) · ②ЛНН(Д) · ②ВВП(Д) · ②ПНН(С) · ①ПП(Д) · ②НВВ(С) · ②ВПП(С) · ①ВВ(Д) · ②ЛЛВ(С) · ①ППЛ(Д) · ①ППП(С) · ②НЛЛ(Д) · ②В+ВВ(С) · ①ЛПП(Д) · ①ННП(С) · ②НН(Д) · ②ЛЛН(Д) · ①ППВ(С)</w:t>
+              <w:t xml:space="preserve">старт ① 32, ② 23; преграды: 34</w:t>
+            </w:r>
+          </w:p>
+        </w:tc>
+        <w:tc>
+          <w:tcPr>
+            <w:tcW w:w="3120" w:type="dxa"/>
+          </w:tcPr>
+          <w:p>
+            <w:r>
+              <w:t xml:space="preserve">②ППЛ(Д) · ①ВВВ(С) · ②ВПП(Д) · ①ЛВВ(С) · ①ЛЛВ(Д) · ①ВВП(С) · ①НЛЛ(С) · ②ВВН(Д) · ②Н+НН(Д) · ②ЛЛН(Д) · ②НН+Н(С) · ②ВВЛ(Д) · ②ННН(С) · ①ЛЛ(С) · ①ЛЛЛ(С) · ②ВВ+В(С) · ①ППН(Д) · ①П+ПП(С) · ①ВЛЛ(Д) · ②НВВ(Д)</w:t>
             </w:r>
           </w:p>
         </w:tc>
@@ -1834,17 +1834,17 @@
           </w:tcPr>
           <w:p>
             <w:r>
-              <w:t xml:space="preserve">старт ① 52, ② 12; преграды: 23</w:t>
-            </w:r>
-          </w:p>
-        </w:tc>
-        <w:tc>
-          <w:tcPr>
-            <w:tcW w:w="3120" w:type="dxa"/>
-          </w:tcPr>
-          <w:p>
-            <w:r>
-              <w:t xml:space="preserve">①ННВ(Д) · ②ЛВВ(С) · ①ППП(С) · ②Л+ЛЛ(С) · ②ЛЛП(С) · ①ЛЛ+Л(С) · ②ВВ(С) · ①ННЛ(Д) · ②ПП(Д) · ①ВВЛ(Д) · ①ВВП(Д) · ②ВВН(Д) · ①ЛНН(Д) · ②ППН(Д) · ②ППВ(С) · ①ЛЛВ(Д) · ②НН+Н(Д) · ②П+ПП(С) · ①ВЛЛ(С) · ②ННП(С) · ①НЛЛ(С) · ①Н+НН(Д) · ①НВВ(Д) · ②ППЛ(С)</w:t>
+              <w:t xml:space="preserve">старт ① 31, ② 14; преграды: 33</w:t>
+            </w:r>
+          </w:p>
+        </w:tc>
+        <w:tc>
+          <w:tcPr>
+            <w:tcW w:w="3120" w:type="dxa"/>
+          </w:tcPr>
+          <w:p>
+            <w:r>
+              <w:t xml:space="preserve">①ЛЛ+Л(С) · ②ЛЛВ(С) · ①ННП(Д) · ②ППН(Д) · ①ННЛ(С) · ②ППЛ(Д) · ①В+ВВ(С) · ①ЛЛП(С) · ②НВВ(Д) · ②ПНН(С) · ②НН(С) · ①НН+Н(С) · ①НЛЛ(Д) · ①ВВН(Д) · ②П+ПП(С) · ①ПП+П(Д) · ②ВВВ(Д) · ①ВЛЛ(Д) · ②ЛЛЛ(Д) · ②ЛВВ(С)</w:t>
             </w:r>
           </w:p>
         </w:tc>
@@ -1866,17 +1866,17 @@
           </w:tcPr>
           <w:p>
             <w:r>
-              <w:t xml:space="preserve">старт ① 21, ② 15; преграды: 24</w:t>
-            </w:r>
-          </w:p>
-        </w:tc>
-        <w:tc>
-          <w:tcPr>
-            <w:tcW w:w="3120" w:type="dxa"/>
-          </w:tcPr>
-          <w:p>
-            <w:r>
-              <w:t xml:space="preserve">②НПП(С) · ①ВВВ(С) · ①ЛВВ(С) · ①ПП+П(Д) · ②ЛЛЛ(С) · ①ПНН(С) · ②В+ВВ(Д) · ①ПЛЛ(Д) · ①ВЛЛ(С) · ②ЛЛП(С) · ②ППП(Д) · ①ЛЛ+Л(Д) · ①ЛПП(Д) · ①Л+ЛЛ(С) · ②П+ПП(С) · ②ППЛ(Д) · ①НН(Д) · ①ВНН(С) · ②ННН(Д) · ①НВВ(Д) · ②ВВП(С) · ②ПВВ(С) · ②ЛЛ(Д) · ②ВВН(Д)</w:t>
+              <w:t xml:space="preserve">старт ① 34, ② 13; преграды: 14</w:t>
+            </w:r>
+          </w:p>
+        </w:tc>
+        <w:tc>
+          <w:tcPr>
+            <w:tcW w:w="3120" w:type="dxa"/>
+          </w:tcPr>
+          <w:p>
+            <w:r>
+              <w:t xml:space="preserve">①ПНН(С) · ②ППН(С) · ②НН(Д) · ①ВВЛ(Д) · ②ЛНН(С) · ①ВВП(С) · ②ЛЛЛ(С) · ①ППВ(Д) · ①НПП(С) · ②ВВВ(Д) · ②ЛЛ+Л(С) · ②ВНН(Д) · ②НВВ(Д) · ①ВВН(С) · ①ННЛ(Д) · ②НН+Н(Д) · ①ПЛЛ(Д) · ①Н+НН(С) · ①ВВ+В(С) · ②ППЛ(Д)</w:t>
             </w:r>
           </w:p>
         </w:tc>
@@ -1898,17 +1898,17 @@
           </w:tcPr>
           <w:p>
             <w:r>
-              <w:t xml:space="preserve">старт ① 12, ② 44; преграды: 22</w:t>
-            </w:r>
-          </w:p>
-        </w:tc>
-        <w:tc>
-          <w:tcPr>
-            <w:tcW w:w="3120" w:type="dxa"/>
-          </w:tcPr>
-          <w:p>
-            <w:r>
-              <w:t xml:space="preserve">②ВВЛ(Д) · ①НН(Д) · ①ННВ(Д) · ①ВВН(Д) · ②ПНН(Д) · ①ЛНН(С) · ②ННЛ(С) · ①ЛЛ+Л(С) · ②ППВ(С) · ①ВВП(С) · ②ЛЛН(Д) · ①Н+НН(С) · ②ВВ+В(С) · ①ННП(С) · ①ВЛЛ(С) · ②П+ПП(Д) · ①ППП(Д) · ①В+ВВ(Д) · ②НПП(С) · ②ЛЛП(Д) · ②ЛПП(Д) · ②ППН(С) · ①ПЛЛ(Д) · ②ВПП(С)</w:t>
+              <w:t xml:space="preserve">старт ① 53, ② 35; преграды: 31</w:t>
+            </w:r>
+          </w:p>
+        </w:tc>
+        <w:tc>
+          <w:tcPr>
+            <w:tcW w:w="3120" w:type="dxa"/>
+          </w:tcPr>
+          <w:p>
+            <w:r>
+              <w:t xml:space="preserve">②ЛПП(Д) · ②ННЛ(С) · ①ЛЛП(Д) · ②ПП+П(С) · ②ППН(С) · ①ЛЛЛ(Д) · ①ЛЛ(С) · ①ННВ(Д) · ①ЛЛ+Л(С) · ②ННН(С) · ②ВВ+В(Д) · ①ЛЛВ(С) · ①ПНН(С) · ②ППП(С) · ①ПВВ(Д) · ②ЛЛН(Д) · ①ВПП(Д) · ②ВНН(Д) · ①В+ВВ(С) · ②ВВП(Д)</w:t>
             </w:r>
           </w:p>
         </w:tc>
@@ -1930,17 +1930,17 @@
           </w:tcPr>
           <w:p>
             <w:r>
-              <w:t xml:space="preserve">старт ① 12, ② 51; преграды: 41</w:t>
-            </w:r>
-          </w:p>
-        </w:tc>
-        <w:tc>
-          <w:tcPr>
-            <w:tcW w:w="3120" w:type="dxa"/>
-          </w:tcPr>
-          <w:p>
-            <w:r>
-              <w:t xml:space="preserve">①Л+ЛЛ(С) · ②ЛЛП(С) · ①ВПП(Д) · ①ПНН(Д) · ①ВВ(С) · ②ВВ+В(С) · ②ПВВ(С) · ①ЛЛЛ(Д) · ②ПП(С) · ②ННЛ(Д) · ②ННП(Д) · ②ННН(С) · ①ВВН(Д) · ②ВЛЛ(Д) · ①НН(Д) · ②ППН(Д) · ②ППП(С) · ①ППВ(Д) · ②НЛЛ(С) · ②ЛНН(С) · ①ВНН(Д) · ①НН+Н(С) · ①ПП+П(С) · ①ЛВВ(Д)</w:t>
+              <w:t xml:space="preserve">старт ① 25, ② 32; преграды: 45</w:t>
+            </w:r>
+          </w:p>
+        </w:tc>
+        <w:tc>
+          <w:tcPr>
+            <w:tcW w:w="3120" w:type="dxa"/>
+          </w:tcPr>
+          <w:p>
+            <w:r>
+              <w:t xml:space="preserve">①ЛНН(С) · ①ЛЛЛ(С) · ①ПНН(С) · ①Л+ЛЛ(С) · ②ВВЛ(С) · ②ЛЛ+Л(С) · ①ВВ(Д) · ①ППВ(Д) · ①ННП(Д) · ②ПВВ(С) · ①ВВВ(Д) · ②НВВ(Д) · ②ПП+П(С) · ①ННН(Д) · ①ННВ(Д) · ②ННЛ(Д) · ②ВВП(Д) · ②ЛЛП(Д) · ②ЛЛ(С) · ②ЛЛВ(С)</w:t>
             </w:r>
           </w:p>
         </w:tc>
@@ -1962,17 +1962,17 @@
           </w:tcPr>
           <w:p>
             <w:r>
-              <w:t xml:space="preserve">старт ① 12, ② 55; преграды: 44</w:t>
-            </w:r>
-          </w:p>
-        </w:tc>
-        <w:tc>
-          <w:tcPr>
-            <w:tcW w:w="3120" w:type="dxa"/>
-          </w:tcPr>
-          <w:p>
-            <w:r>
-              <w:t xml:space="preserve">①В+ВВ(С) · ②ПЛЛ(Д) · ①ПП(Д) · ①Н+НН(Д) · ②ННЛ(С) · ②ВЛЛ(Д) · ②ПВВ(Д) · ①ННВ(С) · ②НН(Д) · ②ЛПП(С) · ①ННН(С) · ①ВВВ(Д) · ②ЛВВ(Д) · ②ВВЛ(С) · ①ВНН(Д) · ①НВВ(Д) · ①ЛЛ+Л(С) · ①П+ПП(С) · ①ННП(С) · ②ППЛ(С) · ②ЛЛЛ(С) · ②ВПП(Д) · ②ВВП(С) · ①НПП(Д)</w:t>
+              <w:t xml:space="preserve">старт ① 35, ② 11; преграды: 41</w:t>
+            </w:r>
+          </w:p>
+        </w:tc>
+        <w:tc>
+          <w:tcPr>
+            <w:tcW w:w="3120" w:type="dxa"/>
+          </w:tcPr>
+          <w:p>
+            <w:r>
+              <w:t xml:space="preserve">①ППЛ(Д) · ②П+ПП(С) · ①ЛЛ(Д) · ②ВНН(Д) · ②ННП(Д) · ②ЛВВ(Д) · ①ВЛЛ(С) · ②ППВ(Д) · ②ВВП(С) · ②НПП(Д) · ①ЛЛП(Д) · ①НВВ(Д) · ②ВВВ(С) · ②ППН(С) · ①НН(С) · ①ВВ+В(Д) · ①ПП+П(С) · ②ПП(С) · ①В+ВВ(С) · ①ВПП(С)</w:t>
             </w:r>
           </w:p>
         </w:tc>
@@ -1994,17 +1994,17 @@
           </w:tcPr>
           <w:p>
             <w:r>
-              <w:t xml:space="preserve">старт ① 24, ② 14; преграды: 51</w:t>
-            </w:r>
-          </w:p>
-        </w:tc>
-        <w:tc>
-          <w:tcPr>
-            <w:tcW w:w="3120" w:type="dxa"/>
-          </w:tcPr>
-          <w:p>
-            <w:r>
-              <w:t xml:space="preserve">②Л+ЛЛ(С) · ②ЛПП(С) · ①ПНН(С) · ①ПП+П(Д) · ②ВВ(Д) · ①НПП(С) · ②ЛВВ(С) · ②ВВВ(С) · ①ППВ(С) · ①ННН(С) · ①ППП(С) · ①ВВН(Д) · ②НВВ(Д) · ②НН+Н(Д) · ②НН(С) · ②ЛЛ+Л(С) · ①ППЛ(С) · ①ННЛ(Д) · ②ПВВ(Д) · ②ЛНН(Д) · ①ВВП(Д) · ①ПЛЛ(Д) · ②ППН(Д) · ①ЛЛВ(Д)</w:t>
+              <w:t xml:space="preserve">старт ① 53, ② 42; преграды: 52</w:t>
+            </w:r>
+          </w:p>
+        </w:tc>
+        <w:tc>
+          <w:tcPr>
+            <w:tcW w:w="3120" w:type="dxa"/>
+          </w:tcPr>
+          <w:p>
+            <w:r>
+              <w:t xml:space="preserve">①ЛВВ(Д) · ①НЛЛ(Д) · ②ППВ(С) · ②ВВП(С) · ②НПП(С) · ①НН+Н(Д) · ②Л+ЛЛ(Д) · ①ПЛЛ(Д) · ②ВВЛ(С) · ①НН(С) · ①ВВВ(С) · ②ВЛЛ(С) · ①ЛЛ+Л(С) · ①ПП(Д) · ①ЛПП(Д) · ②ННП(Д) · ②ВВ+В(Д) · ②ППЛ(Д) · ②ЛЛВ(С) · ①ННВ(С)</w:t>
             </w:r>
           </w:p>
         </w:tc>
@@ -2013,7 +2013,7 @@
     <w:p/>
     <w:p>
       <w:r>
-        <w:t xml:space="preserve">Каждая вариация встречается не больше одного раза. Старт и преграды фиксированы для раунда. Баланс каждого раунда: 12 ДАЛЬШЕ / 12 СТОП.</w:t>
+        <w:t xml:space="preserve">Каждая вариация встречается не больше одного раза. Старт и преграды фиксированы для раунда. Баланс каждого раунда: 10 ДАЛЬШЕ / 10 СТОП.</w:t>
       </w:r>
     </w:p>
     <w:sectPr/>
